--- a/하자관리시스템_관리자용_사용설명서.docx
+++ b/하자관리시스템_관리자용_사용설명서.docx
@@ -43,7 +43,7 @@
           <w:color w:val="6B7280"/>
           <w:sz w:val="22"/>
         </w:rPr>
-        <w:t>관리자 전용  |  2026년 7월  |  시스템 v2.6 기준</w:t>
+        <w:t>관리자 전용  |  2026년 7월  |  시스템 v2.7.18 기준</w:t>
       </w:r>
     </w:p>
     <w:p>
@@ -588,7 +588,199 @@
           <w:color w:val="2563EB"/>
           <w:sz w:val="30"/>
         </w:rPr>
-        <w:t>3. 수정이력 — 감사 로그 (관리자 탭)</w:t>
+        <w:t>3. 휴지통 — 삭제된 하자 복구·영구삭제 (관리자 탭)</w:t>
+      </w:r>
+    </w:p>
+    <w:p>
+      <w:pPr>
+        <w:spacing w:after="80"/>
+      </w:pPr>
+      <w:r>
+        <w:rPr>
+          <w:rFonts w:ascii="Noto Sans CJK KR" w:hAnsi="Noto Sans CJK KR" w:eastAsia="Noto Sans CJK KR"/>
+          <w:b w:val="0"/>
+          <w:sz w:val="21"/>
+        </w:rPr>
+        <w:t>v2.7.11부터 하자 삭제는 직원도 가능합니다. 실수·오남용에 대비해 삭제는 즉시 완전 삭제가 아니라 소프트 삭제(휴지통 이동) 방식으로 바뀌었습니다.</w:t>
+      </w:r>
+    </w:p>
+    <w:p>
+      <w:pPr>
+        <w:spacing w:before="200" w:after="60"/>
+      </w:pPr>
+      <w:r>
+        <w:rPr>
+          <w:rFonts w:ascii="Noto Sans CJK KR" w:hAnsi="Noto Sans CJK KR" w:eastAsia="Noto Sans CJK KR"/>
+          <w:b/>
+          <w:color w:val="1C1F24"/>
+          <w:sz w:val="24"/>
+        </w:rPr>
+        <w:t>3-1. 동작 방식</w:t>
+      </w:r>
+    </w:p>
+    <w:p>
+      <w:pPr>
+        <w:pStyle w:val="ListBullet"/>
+        <w:spacing w:after="60"/>
+        <w:ind w:left="283"/>
+      </w:pPr>
+      <w:r>
+        <w:rPr>
+          <w:rFonts w:ascii="Noto Sans CJK KR" w:hAnsi="Noto Sans CJK KR" w:eastAsia="Noto Sans CJK KR"/>
+          <w:b w:val="0"/>
+          <w:sz w:val="21"/>
+        </w:rPr>
+        <w:t>직원·관리자가 하자를 삭제하면 실제 행은 지워지지 않고 deleted_at(삭제 시각)만 기록됩니다. 하자 목록·통계·KPI 어디에도 더는 집계되지 않습니다.</w:t>
+      </w:r>
+    </w:p>
+    <w:p>
+      <w:pPr>
+        <w:pStyle w:val="ListBullet"/>
+        <w:spacing w:after="60"/>
+        <w:ind w:left="283"/>
+      </w:pPr>
+      <w:r>
+        <w:rPr>
+          <w:rFonts w:ascii="Noto Sans CJK KR" w:hAnsi="Noto Sans CJK KR" w:eastAsia="Noto Sans CJK KR"/>
+          <w:b w:val="0"/>
+          <w:sz w:val="21"/>
+        </w:rPr>
+        <w:t>연결된 사용 부속·상태이력·코멘트는 전혀 건드리지 않고 그대로 보존됩니다 — 복구 시 원상태로 완전히 되살아납니다.</w:t>
+      </w:r>
+    </w:p>
+    <w:p>
+      <w:pPr>
+        <w:spacing w:before="200" w:after="60"/>
+      </w:pPr>
+      <w:r>
+        <w:rPr>
+          <w:rFonts w:ascii="Noto Sans CJK KR" w:hAnsi="Noto Sans CJK KR" w:eastAsia="Noto Sans CJK KR"/>
+          <w:b/>
+          <w:color w:val="1C1F24"/>
+          <w:sz w:val="24"/>
+        </w:rPr>
+        <w:t>3-2. 복구</w:t>
+      </w:r>
+    </w:p>
+    <w:p>
+      <w:pPr>
+        <w:pStyle w:val="ListBullet"/>
+        <w:spacing w:after="60"/>
+        <w:ind w:left="283"/>
+      </w:pPr>
+      <w:r>
+        <w:rPr>
+          <w:rFonts w:ascii="Noto Sans CJK KR" w:hAnsi="Noto Sans CJK KR" w:eastAsia="Noto Sans CJK KR"/>
+          <w:b w:val="0"/>
+          <w:sz w:val="21"/>
+        </w:rPr>
+        <w:t>관리자 탭 → 휴지통 탭에서 삭제된 하자 목록(객실·하자내용·등록일·삭제일시·삭제자)을 확인합니다.</w:t>
+      </w:r>
+    </w:p>
+    <w:p>
+      <w:pPr>
+        <w:pStyle w:val="ListBullet"/>
+        <w:spacing w:after="60"/>
+        <w:ind w:left="283"/>
+      </w:pPr>
+      <w:r>
+        <w:rPr>
+          <w:rFonts w:ascii="Noto Sans CJK KR" w:hAnsi="Noto Sans CJK KR" w:eastAsia="Noto Sans CJK KR"/>
+          <w:b w:val="0"/>
+          <w:sz w:val="21"/>
+        </w:rPr>
+        <w:t>"복구" 버튼을 누르면 deleted_at이 지워지고 즉시 일반 하자 목록·통계에 다시 나타납니다.</w:t>
+      </w:r>
+    </w:p>
+    <w:p>
+      <w:pPr>
+        <w:spacing w:before="200" w:after="60"/>
+      </w:pPr>
+      <w:r>
+        <w:rPr>
+          <w:rFonts w:ascii="Noto Sans CJK KR" w:hAnsi="Noto Sans CJK KR" w:eastAsia="Noto Sans CJK KR"/>
+          <w:b/>
+          <w:color w:val="1C1F24"/>
+          <w:sz w:val="24"/>
+        </w:rPr>
+        <w:t>3-3. 영구삭제</w:t>
+      </w:r>
+    </w:p>
+    <w:p>
+      <w:pPr>
+        <w:pStyle w:val="ListBullet"/>
+        <w:spacing w:after="60"/>
+        <w:ind w:left="283"/>
+      </w:pPr>
+      <w:r>
+        <w:rPr>
+          <w:rFonts w:ascii="Noto Sans CJK KR" w:hAnsi="Noto Sans CJK KR" w:eastAsia="Noto Sans CJK KR"/>
+          <w:b w:val="0"/>
+          <w:sz w:val="21"/>
+        </w:rPr>
+        <w:t>"영구삭제" 버튼은 실제 DELETE를 실행합니다 — 연결된 부속·이력·코멘트까지 완전히 사라지며 되돌릴 수 없습니다.</w:t>
+      </w:r>
+    </w:p>
+    <w:p>
+      <w:pPr>
+        <w:pStyle w:val="ListBullet"/>
+        <w:spacing w:after="60"/>
+        <w:ind w:left="283"/>
+      </w:pPr>
+      <w:r>
+        <w:rPr>
+          <w:rFonts w:ascii="Noto Sans CJK KR" w:hAnsi="Noto Sans CJK KR" w:eastAsia="Noto Sans CJK KR"/>
+          <w:b w:val="0"/>
+          <w:sz w:val="21"/>
+        </w:rPr>
+        <w:t>실행 전 2단계 확인창이 뜹니다. 관리자만 실행할 수 있습니다 (RLS로 강제).</w:t>
+      </w:r>
+    </w:p>
+    <w:p>
+      <w:pPr>
+        <w:spacing w:before="120" w:after="120"/>
+        <w:shd w:val="clear" w:color="auto" w:fill="FEF9C3"/>
+      </w:pPr>
+      <w:r>
+        <w:rPr>
+          <w:rFonts w:ascii="Noto Sans CJK KR" w:hAnsi="Noto Sans CJK KR" w:eastAsia="Noto Sans CJK KR"/>
+          <w:b w:val="0"/>
+          <w:color w:val="854D0E"/>
+          <w:sz w:val="20"/>
+        </w:rPr>
+        <w:t>⚠️ 휴지통은 무한 보관이 아닙니다 — 별도의 자동 삭제/보관기간 정책은 아직 없으므로, 오래된 항목은 주기적으로 검토해 영구삭제하거나 그대로 두어도 무방합니다 (통계에는 영향 없음).</w:t>
+      </w:r>
+    </w:p>
+    <w:p>
+      <w:pPr>
+        <w:spacing w:before="120" w:after="120"/>
+        <w:shd w:val="clear" w:color="auto" w:fill="EFF6FF"/>
+      </w:pPr>
+      <w:r>
+        <w:rPr>
+          <w:rFonts w:ascii="Noto Sans CJK KR" w:hAnsi="Noto Sans CJK KR" w:eastAsia="Noto Sans CJK KR"/>
+          <w:b w:val="0"/>
+          <w:color w:val="1E40AF"/>
+          <w:sz w:val="20"/>
+        </w:rPr>
+        <w:t>💡 직원이 삭제 버튼을 누르는 시점에 이미 "삭제해도 휴지통에서 복구 가능"이라는 안내가 뜨므로, 직원에게 별도 설명 없이도 안심하고 삭제 기능을 쓸 수 있습니다.</w:t>
+      </w:r>
+    </w:p>
+    <w:p>
+      <w:pPr>
+        <w:spacing w:before="320" w:after="120"/>
+        <w:pBdr>
+          <w:bottom w:val="single" w:sz="6" w:space="4" w:color="2563EB"/>
+        </w:pBdr>
+      </w:pPr>
+      <w:r>
+        <w:rPr>
+          <w:rFonts w:ascii="Noto Sans CJK KR" w:hAnsi="Noto Sans CJK KR" w:eastAsia="Noto Sans CJK KR"/>
+          <w:b/>
+          <w:color w:val="2563EB"/>
+          <w:sz w:val="30"/>
+        </w:rPr>
+        <w:t>4. 수정이력 — 감사 로그 (관리자 탭)</w:t>
       </w:r>
     </w:p>
     <w:p>
@@ -665,7 +857,7 @@
           <w:color w:val="2563EB"/>
           <w:sz w:val="30"/>
         </w:rPr>
-        <w:t>4. 데이터 백업 (관리자 탭 → 연결설정)</w:t>
+        <w:t>5. 데이터 백업 (관리자 탭 → 연결설정)</w:t>
       </w:r>
     </w:p>
     <w:p>
@@ -727,7 +919,273 @@
           <w:color w:val="2563EB"/>
           <w:sz w:val="30"/>
         </w:rPr>
-        <w:t>5. 운영 데이터 초기화 (관리자 탭)</w:t>
+        <w:t>6. 하자 사진 · Storage 용량 관리</w:t>
+      </w:r>
+    </w:p>
+    <w:p>
+      <w:pPr>
+        <w:spacing w:after="80"/>
+      </w:pPr>
+      <w:r>
+        <w:rPr>
+          <w:rFonts w:ascii="Noto Sans CJK KR" w:hAnsi="Noto Sans CJK KR" w:eastAsia="Noto Sans CJK KR"/>
+          <w:b w:val="0"/>
+          <w:sz w:val="21"/>
+        </w:rPr>
+        <w:t>v2.7.14부터 하자 상세보기에서 사진을 첨부할 수 있습니다. Supabase 무료 플랜은 스토리지 1GB, 월 다운로드(egress) 5GB로 제한되어 있어 용량 관리가 필요합니다.</w:t>
+      </w:r>
+    </w:p>
+    <w:p>
+      <w:pPr>
+        <w:spacing w:before="200" w:after="60"/>
+      </w:pPr>
+      <w:r>
+        <w:rPr>
+          <w:rFonts w:ascii="Noto Sans CJK KR" w:hAnsi="Noto Sans CJK KR" w:eastAsia="Noto Sans CJK KR"/>
+          <w:b/>
+          <w:color w:val="1C1F24"/>
+          <w:sz w:val="24"/>
+        </w:rPr>
+        <w:t>6-1. 용량을 아끼기 위해 이미 적용된 조치</w:t>
+      </w:r>
+    </w:p>
+    <w:p>
+      <w:pPr>
+        <w:pStyle w:val="ListBullet"/>
+        <w:spacing w:after="60"/>
+        <w:ind w:left="283"/>
+      </w:pPr>
+      <w:r>
+        <w:rPr>
+          <w:rFonts w:ascii="Noto Sans CJK KR" w:hAnsi="Noto Sans CJK KR" w:eastAsia="Noto Sans CJK KR"/>
+          <w:b w:val="0"/>
+          <w:sz w:val="21"/>
+        </w:rPr>
+        <w:t>업로드 전 브라우저에서 자동으로 리사이즈(최대 1600px)·JPEG 압축(품질 75%) 후 저장 — 원본은 저장되지 않습니다.</w:t>
+      </w:r>
+    </w:p>
+    <w:p>
+      <w:pPr>
+        <w:pStyle w:val="ListBullet"/>
+        <w:spacing w:after="60"/>
+        <w:ind w:left="283"/>
+      </w:pPr>
+      <w:r>
+        <w:rPr>
+          <w:rFonts w:ascii="Noto Sans CJK KR" w:hAnsi="Noto Sans CJK KR" w:eastAsia="Noto Sans CJK KR"/>
+          <w:b w:val="0"/>
+          <w:sz w:val="21"/>
+        </w:rPr>
+        <w:t>하자 1건당 최대 5장으로 앱에서 제한됩니다.</w:t>
+      </w:r>
+    </w:p>
+    <w:p>
+      <w:pPr>
+        <w:pStyle w:val="ListBullet"/>
+        <w:spacing w:after="60"/>
+        <w:ind w:left="283"/>
+      </w:pPr>
+      <w:r>
+        <w:rPr>
+          <w:rFonts w:ascii="Noto Sans CJK KR" w:hAnsi="Noto Sans CJK KR" w:eastAsia="Noto Sans CJK KR"/>
+          <w:b w:val="0"/>
+          <w:sz w:val="21"/>
+        </w:rPr>
+        <w:t>사진 저장 버킷(defect-photos)은 비공개이며, 조회 시 10분 유효 서명 URL로만 접근 가능합니다.</w:t>
+      </w:r>
+    </w:p>
+    <w:p>
+      <w:pPr>
+        <w:spacing w:before="200" w:after="60"/>
+      </w:pPr>
+      <w:r>
+        <w:rPr>
+          <w:rFonts w:ascii="Noto Sans CJK KR" w:hAnsi="Noto Sans CJK KR" w:eastAsia="Noto Sans CJK KR"/>
+          <w:b/>
+          <w:color w:val="1C1F24"/>
+          <w:sz w:val="24"/>
+        </w:rPr>
+        <w:t>6-2. 하자를 지워도 사진 파일이 자동으로 안 지워지던 문제</w:t>
+      </w:r>
+    </w:p>
+    <w:p>
+      <w:pPr>
+        <w:spacing w:before="120" w:after="120"/>
+        <w:shd w:val="clear" w:color="auto" w:fill="FEF9C3"/>
+      </w:pPr>
+      <w:r>
+        <w:rPr>
+          <w:rFonts w:ascii="Noto Sans CJK KR" w:hAnsi="Noto Sans CJK KR" w:eastAsia="Noto Sans CJK KR"/>
+          <w:b w:val="0"/>
+          <w:color w:val="854D0E"/>
+          <w:sz w:val="20"/>
+        </w:rPr>
+        <w:t>⚠️ 하자 삭제(휴지통 이동)만으로는 사진 파일이 지워지지 않습니다 — 복구를 위해 의도된 동작입니다. 하지만 "휴지통에서 영구삭제"와 "운영 데이터 초기화"는 실제로 사진 파일까지 Storage에서 완전히 제거하도록 v2.7.14에서 처리했습니다.</w:t>
+      </w:r>
+    </w:p>
+    <w:p>
+      <w:pPr>
+        <w:pStyle w:val="ListBullet"/>
+        <w:spacing w:after="60"/>
+        <w:ind w:left="283"/>
+      </w:pPr>
+      <w:r>
+        <w:rPr>
+          <w:rFonts w:ascii="Noto Sans CJK KR" w:hAnsi="Noto Sans CJK KR" w:eastAsia="Noto Sans CJK KR"/>
+          <w:b w:val="0"/>
+          <w:sz w:val="21"/>
+        </w:rPr>
+        <w:t>영구삭제·초기화 시 앱이 defect_photos 테이블에서 파일 경로를 먼저 확보한 뒤 Storage에서 삭제합니다. 두 기능 모두 반드시 새 버전의 index.html로 실행해야 정상 동작합니다 — 구버전으로 실행하면 사진 파일이 고아 상태로 남아 용량을 계속 차지합니다.</w:t>
+      </w:r>
+    </w:p>
+    <w:p>
+      <w:pPr>
+        <w:spacing w:before="200" w:after="60"/>
+      </w:pPr>
+      <w:r>
+        <w:rPr>
+          <w:rFonts w:ascii="Noto Sans CJK KR" w:hAnsi="Noto Sans CJK KR" w:eastAsia="Noto Sans CJK KR"/>
+          <w:b/>
+          <w:color w:val="1C1F24"/>
+          <w:sz w:val="24"/>
+        </w:rPr>
+        <w:t>6-3. 앱 안에서 사진 용량 확인하기 (v2.7.18)</w:t>
+      </w:r>
+    </w:p>
+    <w:p>
+      <w:pPr>
+        <w:pStyle w:val="ListBullet"/>
+        <w:spacing w:after="60"/>
+        <w:ind w:left="283"/>
+      </w:pPr>
+      <w:r>
+        <w:rPr>
+          <w:rFonts w:ascii="Noto Sans CJK KR" w:hAnsi="Noto Sans CJK KR" w:eastAsia="Noto Sans CJK KR"/>
+          <w:b w:val="0"/>
+          <w:sz w:val="21"/>
+        </w:rPr>
+        <w:t>관리자 탭 → 연결설정 → "하자 사진 저장용량" 카드에서 "🔄 지금 조회" 버튼을 누르면, defect-photos 버킷에 실제 저장된 사진 개수와 총 용량(MB)을 무료 플랜 1GB 대비 비율로 보여줍니다.</w:t>
+      </w:r>
+    </w:p>
+    <w:p>
+      <w:pPr>
+        <w:pStyle w:val="ListBullet"/>
+        <w:spacing w:after="60"/>
+        <w:ind w:left="283"/>
+      </w:pPr>
+      <w:r>
+        <w:rPr>
+          <w:rFonts w:ascii="Noto Sans CJK KR" w:hAnsi="Noto Sans CJK KR" w:eastAsia="Noto Sans CJK KR"/>
+          <w:b w:val="0"/>
+          <w:sz w:val="21"/>
+        </w:rPr>
+        <w:t>70% 이상이면 막대가 주황색, 90% 이상이면 빨간색으로 바뀌어 경고합니다.</w:t>
+      </w:r>
+    </w:p>
+    <w:p>
+      <w:pPr>
+        <w:spacing w:before="120" w:after="120"/>
+        <w:shd w:val="clear" w:color="auto" w:fill="FEF9C3"/>
+      </w:pPr>
+      <w:r>
+        <w:rPr>
+          <w:rFonts w:ascii="Noto Sans CJK KR" w:hAnsi="Noto Sans CJK KR" w:eastAsia="Noto Sans CJK KR"/>
+          <w:b w:val="0"/>
+          <w:color w:val="854D0E"/>
+          <w:sz w:val="20"/>
+        </w:rPr>
+        <w:t>⚠️ 이 수치는 defect-photos 버킷 하나만 집계한 것으로, Supabase 대시보드에 나오는 "프로젝트 전체 사용량"(데이터베이스 + 모든 버킷 합산)과는 다른 숫자입니다. Supabase가 프로젝트 전체 사용량을 조회하는 공개 API를 인증키만으로 제공하지 않아, 이 앱(백엔드 서버 없이 정적 페이지로 동작)에서는 전체 사용량을 안전하게 실시간 연동할 방법이 없습니다. 정확한 전체 사용량은 아래 6-4 방법을 쓰세요.</w:t>
+      </w:r>
+    </w:p>
+    <w:p>
+      <w:pPr>
+        <w:pStyle w:val="ListBullet"/>
+        <w:spacing w:after="60"/>
+        <w:ind w:left="283"/>
+      </w:pPr>
+      <w:r>
+        <w:rPr>
+          <w:rFonts w:ascii="Noto Sans CJK KR" w:hAnsi="Noto Sans CJK KR" w:eastAsia="Noto Sans CJK KR"/>
+          <w:b w:val="0"/>
+          <w:sz w:val="21"/>
+        </w:rPr>
+        <w:t>자동으로 갱신되지 않으며, 버튼을 누른 시점의 값만 보여줍니다(실시간 스트리밍 아님).</w:t>
+      </w:r>
+    </w:p>
+    <w:p>
+      <w:pPr>
+        <w:spacing w:before="200" w:after="60"/>
+      </w:pPr>
+      <w:r>
+        <w:rPr>
+          <w:rFonts w:ascii="Noto Sans CJK KR" w:hAnsi="Noto Sans CJK KR" w:eastAsia="Noto Sans CJK KR"/>
+          <w:b/>
+          <w:color w:val="1C1F24"/>
+          <w:sz w:val="24"/>
+        </w:rPr>
+        <w:t>6-4. 정확한 전체 사용량(Supabase 대시보드)</w:t>
+      </w:r>
+    </w:p>
+    <w:p>
+      <w:pPr>
+        <w:pStyle w:val="ListBullet"/>
+        <w:spacing w:after="60"/>
+        <w:ind w:left="283"/>
+      </w:pPr>
+      <w:r>
+        <w:rPr>
+          <w:rFonts w:ascii="Noto Sans CJK KR" w:hAnsi="Noto Sans CJK KR" w:eastAsia="Noto Sans CJK KR"/>
+          <w:b w:val="0"/>
+          <w:sz w:val="21"/>
+        </w:rPr>
+        <w:t>Supabase 대시보드 → Project Settings → Usage에서 데이터베이스·Storage·대역폭을 포함한 프로젝트 전체 사용량을 확인할 수 있습니다. 이게 가장 정확한 기준입니다.</w:t>
+      </w:r>
+    </w:p>
+    <w:p>
+      <w:pPr>
+        <w:pStyle w:val="ListBullet"/>
+        <w:spacing w:after="60"/>
+        <w:ind w:left="283"/>
+      </w:pPr>
+      <w:r>
+        <w:rPr>
+          <w:rFonts w:ascii="Noto Sans CJK KR" w:hAnsi="Noto Sans CJK KR" w:eastAsia="Noto Sans CJK KR"/>
+          <w:b w:val="0"/>
+          <w:sz w:val="21"/>
+        </w:rPr>
+        <w:t>1GB에 근접하면: 오래된 완료 하자의 사진을 검토 후 개별 삭제하거나, Pro 플랜($25/월, 스토리지 100GB)으로 업그레이드를 검토하세요.</w:t>
+      </w:r>
+    </w:p>
+    <w:p>
+      <w:pPr>
+        <w:spacing w:before="120" w:after="120"/>
+        <w:shd w:val="clear" w:color="auto" w:fill="EFF6FF"/>
+      </w:pPr>
+      <w:r>
+        <w:rPr>
+          <w:rFonts w:ascii="Noto Sans CJK KR" w:hAnsi="Noto Sans CJK KR" w:eastAsia="Noto Sans CJK KR"/>
+          <w:b w:val="0"/>
+          <w:color w:val="1E40AF"/>
+          <w:sz w:val="20"/>
+        </w:rPr>
+        <w:t>💡 정확한 최신 요금제는 시점에 따라 바뀔 수 있으므로, 실제 업그레이드 전에는 supabase.com/pricing에서 현재 가격을 다시 확인하세요. 앱 안에 전체 사용량을 실시간으로 띄우고 싶다면, Supabase Management API 토큰을 안전하게 보관할 별도 서버(Edge Function 등)를 두는 방식으로 추가 개발이 가능합니다 — 필요 시 요청하세요.</w:t>
+      </w:r>
+    </w:p>
+    <w:p>
+      <w:pPr>
+        <w:spacing w:before="320" w:after="120"/>
+        <w:pBdr>
+          <w:bottom w:val="single" w:sz="6" w:space="4" w:color="2563EB"/>
+        </w:pBdr>
+      </w:pPr>
+      <w:r>
+        <w:rPr>
+          <w:rFonts w:ascii="Noto Sans CJK KR" w:hAnsi="Noto Sans CJK KR" w:eastAsia="Noto Sans CJK KR"/>
+          <w:b/>
+          <w:color w:val="2563EB"/>
+          <w:sz w:val="30"/>
+        </w:rPr>
+        <w:t>7. 운영 데이터 초기화 (관리자 탭)</w:t>
       </w:r>
     </w:p>
     <w:p>
@@ -770,7 +1228,7 @@
           <w:b w:val="0"/>
           <w:sz w:val="21"/>
         </w:rPr>
-        <w:t>삭제 대상: 하자·이력·코멘트·사진·입출고·조정·공지 (재고 수량도 0으로)</w:t>
+        <w:t>삭제 대상: 하자·이력·코멘트·사진(파일 포함)·입출고·조정·공지 (재고 수량도 0으로)</w:t>
       </w:r>
     </w:p>
     <w:p>
@@ -800,7 +1258,7 @@
           <w:color w:val="854D0E"/>
           <w:sz w:val="20"/>
         </w:rPr>
-        <w:t>⚠️ 실행 전 반드시 백업을 먼저 받으세요. 초기화는 되돌릴 수 없습니다.</w:t>
+        <w:t>⚠️ 실행 전 반드시 백업을 먼저 받으세요. 초기화는 되돌릴 수 없습니다. (백업 JSON에는 사진 원본 파일은 포함되지 않고 파일 경로만 기록됩니다 — 사진 자체를 보존하려면 초기화 전에 개별 다운로드가 필요합니다.)</w:t>
       </w:r>
     </w:p>
     <w:p>
@@ -817,7 +1275,7 @@
           <w:color w:val="2563EB"/>
           <w:sz w:val="30"/>
         </w:rPr>
-        <w:t>6. 재고 정정 운영 규칙</w:t>
+        <w:t>8. 재고 정정 운영 규칙</w:t>
       </w:r>
     </w:p>
     <w:tbl>
@@ -1104,7 +1562,7 @@
           <w:color w:val="2563EB"/>
           <w:sz w:val="30"/>
         </w:rPr>
-        <w:t>7. 기준정보 관리 권한</w:t>
+        <w:t>9. 기준정보 관리 권한</w:t>
       </w:r>
     </w:p>
     <w:p>
@@ -1181,7 +1639,7 @@
           <w:color w:val="2563EB"/>
           <w:sz w:val="30"/>
         </w:rPr>
-        <w:t>8. 화면 활용 팁 (v2.0~v2.6 변경점)</w:t>
+        <w:t>10. 화면 활용 팁 (v2.0~v2.7 변경점)</w:t>
       </w:r>
     </w:p>
     <w:tbl>
@@ -1441,6 +1899,176 @@
           </w:p>
         </w:tc>
       </w:tr>
+      <w:tr>
+        <w:tc>
+          <w:tcPr>
+            <w:tcW w:type="dxa" w:w="2268"/>
+            <w:shd w:val="clear" w:color="auto" w:fill="FFFFFF"/>
+          </w:tcPr>
+          <w:p>
+            <w:r>
+              <w:rPr>
+                <w:rFonts w:ascii="Noto Sans CJK KR" w:hAnsi="Noto Sans CJK KR" w:eastAsia="Noto Sans CJK KR"/>
+                <w:b w:val="0"/>
+                <w:sz w:val="20"/>
+              </w:rPr>
+              <w:t>하자증상 기준정보</w:t>
+            </w:r>
+          </w:p>
+        </w:tc>
+        <w:tc>
+          <w:tcPr>
+            <w:tcW w:type="dxa" w:w="7030"/>
+            <w:shd w:val="clear" w:color="auto" w:fill="FFFFFF"/>
+          </w:tcPr>
+          <w:p>
+            <w:r>
+              <w:rPr>
+                <w:rFonts w:ascii="Noto Sans CJK KR" w:hAnsi="Noto Sans CJK KR" w:eastAsia="Noto Sans CJK KR"/>
+                <w:b w:val="0"/>
+                <w:sz w:val="20"/>
+              </w:rPr>
+              <w:t>기준정보 탭에서 하자증상 목록을 직접 추가/수정 가능 (삭제는 관리자만)</w:t>
+            </w:r>
+          </w:p>
+        </w:tc>
+      </w:tr>
+      <w:tr>
+        <w:tc>
+          <w:tcPr>
+            <w:tcW w:type="dxa" w:w="2268"/>
+            <w:shd w:val="clear" w:color="auto" w:fill="F8FAFC"/>
+          </w:tcPr>
+          <w:p>
+            <w:r>
+              <w:rPr>
+                <w:rFonts w:ascii="Noto Sans CJK KR" w:hAnsi="Noto Sans CJK KR" w:eastAsia="Noto Sans CJK KR"/>
+                <w:b w:val="0"/>
+                <w:sz w:val="20"/>
+              </w:rPr>
+              <w:t>외주업체 선택 모달</w:t>
+            </w:r>
+          </w:p>
+        </w:tc>
+        <w:tc>
+          <w:tcPr>
+            <w:tcW w:type="dxa" w:w="7030"/>
+            <w:shd w:val="clear" w:color="auto" w:fill="F8FAFC"/>
+          </w:tcPr>
+          <w:p>
+            <w:r>
+              <w:rPr>
+                <w:rFonts w:ascii="Noto Sans CJK KR" w:hAnsi="Noto Sans CJK KR" w:eastAsia="Noto Sans CJK KR"/>
+                <w:b w:val="0"/>
+                <w:sz w:val="20"/>
+              </w:rPr>
+              <w:t>하자 등록 시 외주업체명을 자유 입력 대신 등록된 업체 중 선택</w:t>
+            </w:r>
+          </w:p>
+        </w:tc>
+      </w:tr>
+      <w:tr>
+        <w:tc>
+          <w:tcPr>
+            <w:tcW w:type="dxa" w:w="2268"/>
+            <w:shd w:val="clear" w:color="auto" w:fill="FFFFFF"/>
+          </w:tcPr>
+          <w:p>
+            <w:r>
+              <w:rPr>
+                <w:rFonts w:ascii="Noto Sans CJK KR" w:hAnsi="Noto Sans CJK KR" w:eastAsia="Noto Sans CJK KR"/>
+                <w:b w:val="0"/>
+                <w:sz w:val="20"/>
+              </w:rPr>
+              <w:t>방막 캘린더 입력</w:t>
+            </w:r>
+          </w:p>
+        </w:tc>
+        <w:tc>
+          <w:tcPr>
+            <w:tcW w:type="dxa" w:w="7030"/>
+            <w:shd w:val="clear" w:color="auto" w:fill="FFFFFF"/>
+          </w:tcPr>
+          <w:p>
+            <w:r>
+              <w:rPr>
+                <w:rFonts w:ascii="Noto Sans CJK KR" w:hAnsi="Noto Sans CJK KR" w:eastAsia="Noto Sans CJK KR"/>
+                <w:b w:val="0"/>
+                <w:sz w:val="20"/>
+              </w:rPr>
+              <w:t>방막 기간을 시작~종료일로 입력, 종료일 없으면 진행중으로 자동 일수 증가</w:t>
+            </w:r>
+          </w:p>
+        </w:tc>
+      </w:tr>
+      <w:tr>
+        <w:tc>
+          <w:tcPr>
+            <w:tcW w:type="dxa" w:w="2268"/>
+            <w:shd w:val="clear" w:color="auto" w:fill="F8FAFC"/>
+          </w:tcPr>
+          <w:p>
+            <w:r>
+              <w:rPr>
+                <w:rFonts w:ascii="Noto Sans CJK KR" w:hAnsi="Noto Sans CJK KR" w:eastAsia="Noto Sans CJK KR"/>
+                <w:b w:val="0"/>
+                <w:sz w:val="20"/>
+              </w:rPr>
+              <w:t>하자 삭제 + 휴지통</w:t>
+            </w:r>
+          </w:p>
+        </w:tc>
+        <w:tc>
+          <w:tcPr>
+            <w:tcW w:type="dxa" w:w="7030"/>
+            <w:shd w:val="clear" w:color="auto" w:fill="F8FAFC"/>
+          </w:tcPr>
+          <w:p>
+            <w:r>
+              <w:rPr>
+                <w:rFonts w:ascii="Noto Sans CJK KR" w:hAnsi="Noto Sans CJK KR" w:eastAsia="Noto Sans CJK KR"/>
+                <w:b w:val="0"/>
+                <w:sz w:val="20"/>
+              </w:rPr>
+              <w:t>직원도 삭제 가능(소프트 삭제), 관리자가 휴지통에서 복구/영구삭제 (3장 참조)</w:t>
+            </w:r>
+          </w:p>
+        </w:tc>
+      </w:tr>
+      <w:tr>
+        <w:tc>
+          <w:tcPr>
+            <w:tcW w:type="dxa" w:w="2268"/>
+            <w:shd w:val="clear" w:color="auto" w:fill="FFFFFF"/>
+          </w:tcPr>
+          <w:p>
+            <w:r>
+              <w:rPr>
+                <w:rFonts w:ascii="Noto Sans CJK KR" w:hAnsi="Noto Sans CJK KR" w:eastAsia="Noto Sans CJK KR"/>
+                <w:b w:val="0"/>
+                <w:sz w:val="20"/>
+              </w:rPr>
+              <w:t>하자 사진 첨부</w:t>
+            </w:r>
+          </w:p>
+        </w:tc>
+        <w:tc>
+          <w:tcPr>
+            <w:tcW w:type="dxa" w:w="7030"/>
+            <w:shd w:val="clear" w:color="auto" w:fill="FFFFFF"/>
+          </w:tcPr>
+          <w:p>
+            <w:r>
+              <w:rPr>
+                <w:rFonts w:ascii="Noto Sans CJK KR" w:hAnsi="Noto Sans CJK KR" w:eastAsia="Noto Sans CJK KR"/>
+                <w:b w:val="0"/>
+                <w:sz w:val="20"/>
+              </w:rPr>
+              <w:t>상세보기에서 최대 5장, 자동 압축 후 저장 (6장 참조)</w:t>
+            </w:r>
+          </w:p>
+        </w:tc>
+      </w:tr>
     </w:tbl>
     <w:p>
       <w:pPr>
@@ -1456,7 +2084,7 @@
           <w:color w:val="2563EB"/>
           <w:sz w:val="30"/>
         </w:rPr>
-        <w:t>9. 관리자 FAQ</w:t>
+        <w:t>11. 관리자 FAQ</w:t>
       </w:r>
     </w:p>
     <w:p>
@@ -1623,6 +2251,87 @@
     </w:p>
     <w:p>
       <w:pPr>
+        <w:spacing w:before="160" w:after="40"/>
+      </w:pPr>
+      <w:r>
+        <w:rPr>
+          <w:rFonts w:ascii="Noto Sans CJK KR" w:hAnsi="Noto Sans CJK KR" w:eastAsia="Noto Sans CJK KR"/>
+          <w:b/>
+          <w:color w:val="2563EB"/>
+          <w:sz w:val="21"/>
+        </w:rPr>
+        <w:t>Q. 직원이 하자를 잘못 삭제했습니다.</w:t>
+      </w:r>
+    </w:p>
+    <w:p>
+      <w:pPr>
+        <w:spacing w:after="80"/>
+      </w:pPr>
+      <w:r>
+        <w:rPr>
+          <w:rFonts w:ascii="Noto Sans CJK KR" w:hAnsi="Noto Sans CJK KR" w:eastAsia="Noto Sans CJK KR"/>
+          <w:b w:val="0"/>
+          <w:sz w:val="20"/>
+        </w:rPr>
+        <w:t>관리자 탭 → 휴지통에서 해당 건을 찾아 "복구" 버튼을 누르세요. 부속·이력·코멘트까지 그대로 되살아납니다.</w:t>
+      </w:r>
+    </w:p>
+    <w:p>
+      <w:pPr>
+        <w:spacing w:before="160" w:after="40"/>
+      </w:pPr>
+      <w:r>
+        <w:rPr>
+          <w:rFonts w:ascii="Noto Sans CJK KR" w:hAnsi="Noto Sans CJK KR" w:eastAsia="Noto Sans CJK KR"/>
+          <w:b/>
+          <w:color w:val="2563EB"/>
+          <w:sz w:val="21"/>
+        </w:rPr>
+        <w:t>Q. 휴지통과 데이터 초기화(7장)는 어떻게 다른가요.</w:t>
+      </w:r>
+    </w:p>
+    <w:p>
+      <w:pPr>
+        <w:spacing w:after="80"/>
+      </w:pPr>
+      <w:r>
+        <w:rPr>
+          <w:rFonts w:ascii="Noto Sans CJK KR" w:hAnsi="Noto Sans CJK KR" w:eastAsia="Noto Sans CJK KR"/>
+          <w:b w:val="0"/>
+          <w:sz w:val="20"/>
+        </w:rPr>
+        <w:t>휴지통은 개별 하자 단위의 실수 복구용입니다. 초기화는 하자·이력 등 운영 데이터 전체를 한 번에 비우는 별개 기능이며, 초기화되면 휴지통에 있던 항목도 함께 사라지고 복구할 수 없습니다.</w:t>
+      </w:r>
+    </w:p>
+    <w:p>
+      <w:pPr>
+        <w:spacing w:before="160" w:after="40"/>
+      </w:pPr>
+      <w:r>
+        <w:rPr>
+          <w:rFonts w:ascii="Noto Sans CJK KR" w:hAnsi="Noto Sans CJK KR" w:eastAsia="Noto Sans CJK KR"/>
+          <w:b/>
+          <w:color w:val="2563EB"/>
+          <w:sz w:val="21"/>
+        </w:rPr>
+        <w:t>Q. Storage 용량이 다 찼다는 안내를 받았습니다.</w:t>
+      </w:r>
+    </w:p>
+    <w:p>
+      <w:pPr>
+        <w:spacing w:after="80"/>
+      </w:pPr>
+      <w:r>
+        <w:rPr>
+          <w:rFonts w:ascii="Noto Sans CJK KR" w:hAnsi="Noto Sans CJK KR" w:eastAsia="Noto Sans CJK KR"/>
+          <w:b w:val="0"/>
+          <w:sz w:val="20"/>
+        </w:rPr>
+        <w:t>Supabase 대시보드 Usage에서 실사용량을 확인하세요. 오래된 완료 하자의 사진을 정리하거나, 지속적으로 부족하면 Pro 플랜 업그레이드를 검토하세요 (6장 참조).</w:t>
+      </w:r>
+    </w:p>
+    <w:p>
+      <w:pPr>
         <w:spacing w:before="480"/>
         <w:jc w:val="center"/>
       </w:pPr>
@@ -1633,7 +2342,7 @@
           <w:color w:val="6B7280"/>
           <w:sz w:val="18"/>
         </w:rPr>
-        <w:t>시흥 웨이브파크 하자관리 시스템  |  문의: 관리자 (mac.lee@handys.co.kr)  |  v2.6 · 2026-07</w:t>
+        <w:t>시흥 웨이브파크 하자관리 시스템  |  문의: 관리자 (mac.lee@handys.co.kr)  |  v2.7.18 · 2026-07</w:t>
       </w:r>
     </w:p>
     <w:sectPr>

--- a/하자관리시스템_관리자용_사용설명서.docx
+++ b/하자관리시스템_관리자용_사용설명서.docx
@@ -1607,7 +1607,22 @@
           <w:b w:val="0"/>
           <w:sz w:val="21"/>
         </w:rPr>
-        <w:t>직원 명단과 외주업체 정보(계좌·서류 포함)는 관리자만 등록·수정·삭제할 수 있습니다.</w:t>
+        <w:t>외주업체는 v2.7.23부터 직원도 등록·수정·서류 업로드가 가능합니다(지출품의 업무용). 업체 삭제와 업로드된 서류 파일 삭제는 관리자만 가능합니다.</w:t>
+      </w:r>
+    </w:p>
+    <w:p>
+      <w:pPr>
+        <w:pStyle w:val="ListBullet"/>
+        <w:spacing w:after="60"/>
+        <w:ind w:left="283"/>
+      </w:pPr>
+      <w:r>
+        <w:rPr>
+          <w:rFonts w:ascii="Noto Sans CJK KR" w:hAnsi="Noto Sans CJK KR" w:eastAsia="Noto Sans CJK KR"/>
+          <w:b w:val="0"/>
+          <w:sz w:val="21"/>
+        </w:rPr>
+        <w:t>직원 명단은 관리자만 등록·수정·삭제할 수 있습니다.</w:t>
       </w:r>
     </w:p>
     <w:p>
